--- a/HEMA Phase Wise Templets-/Project Design Phase/Solution Architecture/Solution Architecture.docx
+++ b/HEMA Phase Wise Templets-/Project Design Phase/Solution Architecture/Solution Architecture.docx
@@ -132,7 +132,21 @@
           <w:tcPr>
             <w:tcW w:w="4508" w:type="dxa"/>
           </w:tcPr>
-          <w:p/>
+          <w:p>
+            <w:pPr>
+              <w:rPr>
+                <w:b/>
+                <w:bCs/>
+              </w:rPr>
+            </w:pPr>
+            <w:r>
+              <w:rPr>
+                <w:b/>
+                <w:bCs/>
+              </w:rPr>
+              <w:t xml:space="preserve">Nutrition Assistant </w:t>
+            </w:r>
+          </w:p>
         </w:tc>
       </w:tr>
       <w:tr>
@@ -353,6 +367,7 @@
       <w:r>
         <w:rPr>
           <w:b/>
+          <w:noProof/>
         </w:rPr>
         <w:drawing>
           <wp:anchor distT="0" distB="0" distL="114300" distR="114300" simplePos="0" relativeHeight="251658240" behindDoc="0" locked="0" layoutInCell="1" allowOverlap="1" wp14:anchorId="25636CEC" wp14:editId="4CB6A5D1">
